--- a/Cover_Letters/Shinoy_ThreatFabric_Senior_DevOps_Engineer_Cover_Letter.docx
+++ b/Cover_Letters/Shinoy_ThreatFabric_Senior_DevOps_Engineer_Cover_Letter.docx
@@ -14,7 +14,7 @@
     </w:p>
     <w:p>
       <w:r>
-        <w:t>September 25, 2026</w:t>
+        <w:t>October 12, 2026</w:t>
       </w:r>
     </w:p>
     <w:p>
@@ -35,7 +35,12 @@
     </w:p>
     <w:p>
       <w:r>
-        <w:t>Your focus on building reliable infrastructure and scalable cloud-native operations at ThreatFabric matches well with my background in provisioning environments using AWS and Terraform. Throughout my career, I have worked extensively with CI/CD pipelines, containerization tools, and backend validation processes to support software delivery workflows. I have also used tools like Gemini Code Assist to streamline technical tasks and speed up delivery.</w:t>
+        <w:t>I bring extensive experience in managing cloud environments, CI/CD pipelines, and infrastructure using AWS, Terraform, and Jenkins. In my recent roles, I have focused on building scalable frameworks, supporting software delivery lifecycles, and improving release stability for financial clients. I have also used tools like Gemini Code Assist to streamline deployment scripts and improve testing efficiency.</w:t>
+      </w:r>
+    </w:p>
+    <w:p>
+      <w:r>
+        <w:t>Your work protecting banks and users against cybercrime aligns with my background in regulated financial sectors. I am comfortable handling infrastructure tasks, troubleshooting deployments, and collaborating with development teams to maintain system reliability.</w:t>
       </w:r>
     </w:p>
     <w:p>
